--- a/pr-preview/pr-228/estimation-handout-tracked-changes.docx
+++ b/pr-preview/pr-228/estimation-handout-tracked-changes.docx
@@ -16,7 +16,7 @@
       </w:pPr>
       <w:del w:id="1" w:author="PR Preview" w:date="2026-01-01T00:00:00Z">
         <w:r>
-          <w:delText xml:space="preserve">Last modified: 2026-10-16 00:48:26 (PDT)</w:delText>
+          <w:delText xml:space="preserve">Last modified: 2026-10-16 05:11:27 (PDT)</w:delText>
         </w:r>
       </w:del>
     </w:p>
@@ -26,7 +26,7 @@
       </w:pPr>
       <w:ins w:id="2" w:author="PR Preview" w:date="2026-01-01T00:00:00Z">
         <w:r>
-          <w:t xml:space="preserve">Last modified: 2026-10-16 00:46:06 (PDT)</w:t>
+          <w:t xml:space="preserve">Last modified: 2026-10-16 05:04:52 (PDT)</w:t>
         </w:r>
       </w:ins>
     </w:p>
@@ -11770,6 +11770,233 @@
       <w:pPr>
         <w:pStyle w:val="BodyText"/>
       </w:pPr>
+      <w:del w:id="3" w:author="PR Preview" w:date="2026-01-01T00:00:00Z">
+        <w:r>
+          <w:rPr>
+            <w:i/>
+            <w:iCs/>
+          </w:rPr>
+          <w:delText xml:space="preserve">Remark 1</w:delText>
+        </w:r>
+      </w:del>
+      <w:del w:id="4" w:author="PR Preview" w:date="2026-01-01T00:00:00Z">
+        <w:r>
+          <w:delText xml:space="preserve"> (Estimation versus prediction). </w:delText>
+        </w:r>
+      </w:del>
+      <w:del w:id="5" w:author="PR Preview" w:date="2026-01-01T00:00:00Z">
+        <w:r>
+          <w:delText xml:space="preserve">The squared-error split has two forms, and they differ in what the estimate is compared with.</w:delText>
+        </w:r>
+      </w:del>
+    </w:p>
+    <w:p>
+      <w:pPr>
+        <w:pStyle w:val="Compact"/>
+        <w:numPr>
+          <w:ilvl w:val="0"/>
+          <w:numId w:val="1003"/>
+        </w:numPr>
+      </w:pPr>
+      <w:del w:id="6" w:author="PR Preview" w:date="2026-01-01T00:00:00Z">
+        <w:r>
+          <w:rPr>
+            <w:b/>
+            <w:bCs/>
+          </w:rPr>
+          <w:delText xml:space="preserve">Estimation.</w:delText>
+        </w:r>
+      </w:del>
+      <w:del w:id="7" w:author="PR Preview" w:date="2026-01-01T00:00:00Z">
+        <w:r>
+          <w:delText xml:space="preserve"> </w:delText>
+        </w:r>
+      </w:del>
+      <w:hyperlink w:anchor="thm-mse-bias-variance">
+        <w:del w:id="8" w:author="PR Preview" w:date="2026-01-01T00:00:00Z">
+          <w:r>
+            <w:rPr>
+              <w:rStyle w:val="Hyperlink"/>
+            </w:rPr>
+            <w:delText xml:space="preserve">Theorem 5</w:delText>
+          </w:r>
+        </w:del>
+      </w:hyperlink>
+      <w:del w:id="9" w:author="PR Preview" w:date="2026-01-01T00:00:00Z">
+        <w:r>
+          <w:delText xml:space="preserve"> </w:delText>
+        </w:r>
+      </w:del>
+      <w:del w:id="10" w:author="PR Preview" w:date="2026-01-01T00:00:00Z">
+        <w:r>
+          <w:delText xml:space="preserve">compares an estimator</w:delText>
+        </w:r>
+      </w:del>
+      <w:del w:id="11" w:author="PR Preview" w:date="2026-01-01T00:00:00Z">
+        <w:r>
+          <w:delText xml:space="preserve"> </w:delText>
+        </w:r>
+      </w:del>
+      <m:oMath>
+        <m:acc>
+          <m:accPr>
+            <m:chr m:val="̂"/>
+          </m:accPr>
+          <m:e>
+            <m:r>
+              <m:t>θ</m:t>
+            </m:r>
+          </m:e>
+        </m:acc>
+      </m:oMath>
+      <w:del w:id="12" w:author="PR Preview" w:date="2026-01-01T00:00:00Z">
+        <w:r>
+          <w:delText xml:space="preserve"> </w:delText>
+        </w:r>
+      </w:del>
+      <w:del w:id="13" w:author="PR Preview" w:date="2026-01-01T00:00:00Z">
+        <w:r>
+          <w:delText xml:space="preserve">with a fixed parameter</w:delText>
+        </w:r>
+      </w:del>
+      <w:del w:id="14" w:author="PR Preview" w:date="2026-01-01T00:00:00Z">
+        <w:r>
+          <w:delText xml:space="preserve"> </w:delText>
+        </w:r>
+      </w:del>
+      <m:oMath>
+        <m:r>
+          <m:t>θ</m:t>
+        </m:r>
+      </m:oMath>
+      <w:del w:id="15" w:author="PR Preview" w:date="2026-01-01T00:00:00Z">
+        <w:r>
+          <w:delText xml:space="preserve">.</w:delText>
+        </w:r>
+      </w:del>
+      <w:del w:id="16" w:author="PR Preview" w:date="2026-01-01T00:00:00Z">
+        <w:r>
+          <w:delText xml:space="preserve"> </w:delText>
+        </w:r>
+      </w:del>
+      <w:del w:id="17" w:author="PR Preview" w:date="2026-01-01T00:00:00Z">
+        <w:r>
+          <w:delText xml:space="preserve">The target is a constant, so the expected squared error is squared bias plus variance, with no other term.</w:delText>
+        </w:r>
+      </w:del>
+    </w:p>
+    <w:p>
+      <w:pPr>
+        <w:pStyle w:val="Compact"/>
+        <w:numPr>
+          <w:ilvl w:val="0"/>
+          <w:numId w:val="1003"/>
+        </w:numPr>
+      </w:pPr>
+      <w:del w:id="18" w:author="PR Preview" w:date="2026-01-01T00:00:00Z">
+        <w:r>
+          <w:rPr>
+            <w:b/>
+            <w:bCs/>
+          </w:rPr>
+          <w:delText xml:space="preserve">Prediction.</w:delText>
+        </w:r>
+      </w:del>
+      <w:del w:id="19" w:author="PR Preview" w:date="2026-01-01T00:00:00Z">
+        <w:r>
+          <w:delText xml:space="preserve"> </w:delText>
+        </w:r>
+      </w:del>
+      <w:del w:id="20" w:author="PR Preview" w:date="2026-01-01T00:00:00Z">
+        <w:r>
+          <w:delText xml:space="preserve">The target is a new outcome, which is itself random.</w:delText>
+        </w:r>
+      </w:del>
+      <w:del w:id="21" w:author="PR Preview" w:date="2026-01-01T00:00:00Z">
+        <w:r>
+          <w:delText xml:space="preserve"> </w:delText>
+        </w:r>
+      </w:del>
+      <w:del w:id="22" w:author="PR Preview" w:date="2026-01-01T00:00:00Z">
+        <w:r>
+          <w:delText xml:space="preserve">The model validation notes prove that</w:delText>
+        </w:r>
+      </w:del>
+      <w:del w:id="23" w:author="PR Preview" w:date="2026-01-01T00:00:00Z">
+        <w:r>
+          <w:delText xml:space="preserve"> </w:delText>
+        </w:r>
+      </w:del>
+      <w:hyperlink r:id="rId9">
+        <w:del w:id="24" w:author="PR Preview" w:date="2026-01-01T00:00:00Z">
+          <w:r>
+            <w:rPr>
+              <w:rStyle w:val="Hyperlink"/>
+            </w:rPr>
+            <w:delText xml:space="preserve">expected squared prediction error</w:delText>
+          </w:r>
+        </w:del>
+      </w:hyperlink>
+      <w:del w:id="25" w:author="PR Preview" w:date="2026-01-01T00:00:00Z">
+        <w:r>
+          <w:delText xml:space="preserve"> </w:delText>
+        </w:r>
+      </w:del>
+      <w:del w:id="26" w:author="PR Preview" w:date="2026-01-01T00:00:00Z">
+        <w:r>
+          <w:delText xml:space="preserve">equals squared bias plus variance plus the noise variance,</w:delText>
+        </w:r>
+      </w:del>
+      <w:del w:id="27" w:author="PR Preview" w:date="2026-01-01T00:00:00Z">
+        <w:r>
+          <w:delText xml:space="preserve"> </w:delText>
+        </w:r>
+      </w:del>
+      <w:del w:id="28" w:author="PR Preview" w:date="2026-01-01T00:00:00Z">
+        <w:r>
+          <w:delText xml:space="preserve">the</w:delText>
+        </w:r>
+      </w:del>
+      <w:del w:id="29" w:author="PR Preview" w:date="2026-01-01T00:00:00Z">
+        <w:r>
+          <w:delText xml:space="preserve"> </w:delText>
+        </w:r>
+      </w:del>
+      <w:hyperlink r:id="rId10">
+        <w:del w:id="30" w:author="PR Preview" w:date="2026-01-01T00:00:00Z">
+          <w:r>
+            <w:rPr>
+              <w:rStyle w:val="Hyperlink"/>
+            </w:rPr>
+            <w:delText xml:space="preserve">irreducible error</w:delText>
+          </w:r>
+        </w:del>
+      </w:hyperlink>
+      <w:del w:id="31" w:author="PR Preview" w:date="2026-01-01T00:00:00Z">
+        <w:r>
+          <w:delText xml:space="preserve"> </w:delText>
+        </w:r>
+      </w:del>
+      <w:del w:id="32" w:author="PR Preview" w:date="2026-01-01T00:00:00Z">
+        <w:r>
+          <w:delText xml:space="preserve">of that outcome.</w:delText>
+        </w:r>
+      </w:del>
+      <w:del w:id="33" w:author="PR Preview" w:date="2026-01-01T00:00:00Z">
+        <w:r>
+          <w:delText xml:space="preserve"> </w:delText>
+        </w:r>
+      </w:del>
+      <w:del w:id="34" w:author="PR Preview" w:date="2026-01-01T00:00:00Z">
+        <w:r>
+          <w:delText xml:space="preserve">No choice of prediction can remove the extra term.</w:delText>
+        </w:r>
+      </w:del>
+    </w:p>
+    <w:p>
+      <w:pPr>
+        <w:pStyle w:val="BodyText"/>
+      </w:pPr>
       <w:r>
         <w:rPr>
           <w:b/>
@@ -13744,19 +13971,49 @@
       <w:pPr>
         <w:pStyle w:val="BodyText"/>
       </w:pPr>
-      <w:r>
-        <w:rPr>
-          <w:i/>
-          <w:iCs/>
-        </w:rPr>
-        <w:t xml:space="preserve">Remark 1</w:t>
-      </w:r>
-      <w:r>
-        <w:t xml:space="preserve"> (Units of the root mean squared error). </w:t>
-      </w:r>
-      <w:r>
-        <w:t xml:space="preserve">The root mean squared error has the same units as the estimand.</w:t>
-      </w:r>
+      <w:del w:id="35" w:author="PR Preview" w:date="2026-01-01T00:00:00Z">
+        <w:r>
+          <w:rPr>
+            <w:i/>
+            <w:iCs/>
+          </w:rPr>
+          <w:delText xml:space="preserve">Remark 2</w:delText>
+        </w:r>
+      </w:del>
+      <w:del w:id="36" w:author="PR Preview" w:date="2026-01-01T00:00:00Z">
+        <w:r>
+          <w:delText xml:space="preserve"> (Units of the root mean squared error). </w:delText>
+        </w:r>
+      </w:del>
+      <w:del w:id="37" w:author="PR Preview" w:date="2026-01-01T00:00:00Z">
+        <w:r>
+          <w:delText xml:space="preserve">The root mean squared error has the same units as the estimand.</w:delText>
+        </w:r>
+      </w:del>
+    </w:p>
+    <w:p>
+      <w:pPr>
+        <w:pStyle w:val="BodyText"/>
+      </w:pPr>
+      <w:ins w:id="38" w:author="PR Preview" w:date="2026-01-01T00:00:00Z">
+        <w:r>
+          <w:rPr>
+            <w:i/>
+            <w:iCs/>
+          </w:rPr>
+          <w:t xml:space="preserve">Remark 1</w:t>
+        </w:r>
+      </w:ins>
+      <w:ins w:id="39" w:author="PR Preview" w:date="2026-01-01T00:00:00Z">
+        <w:r>
+          <w:t xml:space="preserve"> (Units of the root mean squared error). </w:t>
+        </w:r>
+      </w:ins>
+      <w:ins w:id="40" w:author="PR Preview" w:date="2026-01-01T00:00:00Z">
+        <w:r>
+          <w:t xml:space="preserve">The root mean squared error has the same units as the estimand.</w:t>
+        </w:r>
+      </w:ins>
     </w:p>
     <w:bookmarkEnd w:id="69"/>
     <w:p>
@@ -24513,110 +24770,339 @@
       <w:pPr>
         <w:pStyle w:val="BodyText"/>
       </w:pPr>
-      <w:r>
-        <w:rPr>
-          <w:i/>
-          <w:iCs/>
-        </w:rPr>
-        <w:t xml:space="preserve">Remark 2</w:t>
-      </w:r>
-      <w:r>
-        <w:t xml:space="preserve"> (The name</w:t>
-      </w:r>
-      <w:r>
-        <w:t xml:space="preserve"> </w:t>
-      </w:r>
-      <w:r>
-        <w:t xml:space="preserve">“standard error”</w:t>
-      </w:r>
-      <w:r>
-        <w:t xml:space="preserve">). </w:t>
-      </w:r>
-      <w:r>
-        <w:t xml:space="preserve">“Standard error”</w:t>
-      </w:r>
-      <w:r>
-        <w:t xml:space="preserve"> </w:t>
-      </w:r>
-      <w:r>
-        <w:t xml:space="preserve">is a confusing name in two ways.</w:t>
-      </w:r>
-      <w:r>
-        <w:t xml:space="preserve"> </w:t>
-      </w:r>
-      <w:r>
-        <w:t xml:space="preserve">It is defined through the estimator’s own spread,</w:t>
-      </w:r>
-      <w:r>
-        <w:t xml:space="preserve"> </w:t>
-      </w:r>
-      <w:r>
-        <w:t xml:space="preserve">not through the</w:t>
-      </w:r>
-      <w:r>
-        <w:t xml:space="preserve"> </w:t>
-      </w:r>
-      <w:hyperlink w:anchor="def-estimation-error">
+      <w:del w:id="41" w:author="PR Preview" w:date="2026-01-01T00:00:00Z">
         <w:r>
           <w:rPr>
-            <w:rStyle w:val="Hyperlink"/>
+            <w:i/>
+            <w:iCs/>
           </w:rPr>
-          <w:t xml:space="preserve">estimation error</w:t>
+          <w:delText xml:space="preserve">Remark 3</w:delText>
         </w:r>
+      </w:del>
+      <w:del w:id="42" w:author="PR Preview" w:date="2026-01-01T00:00:00Z">
+        <w:r>
+          <w:delText xml:space="preserve"> (The name</w:delText>
+        </w:r>
+      </w:del>
+      <w:del w:id="43" w:author="PR Preview" w:date="2026-01-01T00:00:00Z">
+        <w:r>
+          <w:delText xml:space="preserve"> </w:delText>
+        </w:r>
+      </w:del>
+      <w:del w:id="44" w:author="PR Preview" w:date="2026-01-01T00:00:00Z">
+        <w:r>
+          <w:delText xml:space="preserve">“standard error”</w:delText>
+        </w:r>
+      </w:del>
+      <w:del w:id="45" w:author="PR Preview" w:date="2026-01-01T00:00:00Z">
+        <w:r>
+          <w:delText xml:space="preserve">). </w:delText>
+        </w:r>
+      </w:del>
+      <w:del w:id="46" w:author="PR Preview" w:date="2026-01-01T00:00:00Z">
+        <w:r>
+          <w:delText xml:space="preserve">“Standard error”</w:delText>
+        </w:r>
+      </w:del>
+      <w:del w:id="47" w:author="PR Preview" w:date="2026-01-01T00:00:00Z">
+        <w:r>
+          <w:delText xml:space="preserve"> </w:delText>
+        </w:r>
+      </w:del>
+      <w:del w:id="48" w:author="PR Preview" w:date="2026-01-01T00:00:00Z">
+        <w:r>
+          <w:delText xml:space="preserve">is a confusing name in two ways.</w:delText>
+        </w:r>
+      </w:del>
+      <w:del w:id="49" w:author="PR Preview" w:date="2026-01-01T00:00:00Z">
+        <w:r>
+          <w:delText xml:space="preserve"> </w:delText>
+        </w:r>
+      </w:del>
+      <w:del w:id="50" w:author="PR Preview" w:date="2026-01-01T00:00:00Z">
+        <w:r>
+          <w:delText xml:space="preserve">It is defined through the estimator’s own spread,</w:delText>
+        </w:r>
+      </w:del>
+      <w:del w:id="51" w:author="PR Preview" w:date="2026-01-01T00:00:00Z">
+        <w:r>
+          <w:delText xml:space="preserve"> </w:delText>
+        </w:r>
+      </w:del>
+      <w:del w:id="52" w:author="PR Preview" w:date="2026-01-01T00:00:00Z">
+        <w:r>
+          <w:delText xml:space="preserve">not through the</w:delText>
+        </w:r>
+      </w:del>
+      <w:del w:id="53" w:author="PR Preview" w:date="2026-01-01T00:00:00Z">
+        <w:r>
+          <w:delText xml:space="preserve"> </w:delText>
+        </w:r>
+      </w:del>
+      <w:hyperlink w:anchor="def-estimation-error">
+        <w:del w:id="54" w:author="PR Preview" w:date="2026-01-01T00:00:00Z">
+          <w:r>
+            <w:rPr>
+              <w:rStyle w:val="Hyperlink"/>
+            </w:rPr>
+            <w:delText xml:space="preserve">estimation error</w:delText>
+          </w:r>
+        </w:del>
       </w:hyperlink>
-      <w:r>
-        <w:t xml:space="preserve"> </w:t>
-      </w:r>
-      <w:r>
-        <w:t xml:space="preserve">(although</w:t>
-      </w:r>
-      <w:r>
-        <w:t xml:space="preserve"> </w:t>
-      </w:r>
+      <w:del w:id="55" w:author="PR Preview" w:date="2026-01-01T00:00:00Z">
+        <w:r>
+          <w:delText xml:space="preserve"> </w:delText>
+        </w:r>
+      </w:del>
+      <w:del w:id="56" w:author="PR Preview" w:date="2026-01-01T00:00:00Z">
+        <w:r>
+          <w:delText xml:space="preserve">(although</w:delText>
+        </w:r>
+      </w:del>
+      <w:del w:id="57" w:author="PR Preview" w:date="2026-01-01T00:00:00Z">
+        <w:r>
+          <w:delText xml:space="preserve"> </w:delText>
+        </w:r>
+      </w:del>
       <w:hyperlink w:anchor="thm-se-error-sd">
+        <w:del w:id="58" w:author="PR Preview" w:date="2026-01-01T00:00:00Z">
+          <w:r>
+            <w:rPr>
+              <w:rStyle w:val="Hyperlink"/>
+            </w:rPr>
+            <w:delText xml:space="preserve">Theorem 7</w:delText>
+          </w:r>
+        </w:del>
+      </w:hyperlink>
+      <w:del w:id="59" w:author="PR Preview" w:date="2026-01-01T00:00:00Z">
+        <w:r>
+          <w:delText xml:space="preserve"> </w:delText>
+        </w:r>
+      </w:del>
+      <w:del w:id="60" w:author="PR Preview" w:date="2026-01-01T00:00:00Z">
+        <w:r>
+          <w:delText xml:space="preserve">shows that the two spreads are equal).</w:delText>
+        </w:r>
+      </w:del>
+      <w:del w:id="61" w:author="PR Preview" w:date="2026-01-01T00:00:00Z">
+        <w:r>
+          <w:delText xml:space="preserve"> </w:delText>
+        </w:r>
+      </w:del>
+      <w:del w:id="62" w:author="PR Preview" w:date="2026-01-01T00:00:00Z">
+        <w:r>
+          <w:delText xml:space="preserve">It is also a synonym for the standard deviation of an estimator,</w:delText>
+        </w:r>
+      </w:del>
+      <w:del w:id="63" w:author="PR Preview" w:date="2026-01-01T00:00:00Z">
+        <w:r>
+          <w:delText xml:space="preserve"> </w:delText>
+        </w:r>
+      </w:del>
+      <w:del w:id="64" w:author="PR Preview" w:date="2026-01-01T00:00:00Z">
+        <w:r>
+          <w:delText xml:space="preserve">so it can look redundant.</w:delText>
+        </w:r>
+      </w:del>
+      <w:del w:id="65" w:author="PR Preview" w:date="2026-01-01T00:00:00Z">
+        <w:r>
+          <w:delText xml:space="preserve"> </w:delText>
+        </w:r>
+      </w:del>
+      <w:del w:id="66" w:author="PR Preview" w:date="2026-01-01T00:00:00Z">
+        <w:r>
+          <w:delText xml:space="preserve">The name persists because standard errors</w:delText>
+        </w:r>
+      </w:del>
+      <w:del w:id="67" w:author="PR Preview" w:date="2026-01-01T00:00:00Z">
+        <w:r>
+          <w:delText xml:space="preserve"> </w:delText>
+        </w:r>
+      </w:del>
+      <w:del w:id="68" w:author="PR Preview" w:date="2026-01-01T00:00:00Z">
+        <w:r>
+          <w:delText xml:space="preserve">are the building blocks of p-values and confidence intervals,</w:delText>
+        </w:r>
+      </w:del>
+      <w:del w:id="69" w:author="PR Preview" w:date="2026-01-01T00:00:00Z">
+        <w:r>
+          <w:delText xml:space="preserve"> </w:delText>
+        </w:r>
+      </w:del>
+      <w:del w:id="70" w:author="PR Preview" w:date="2026-01-01T00:00:00Z">
+        <w:r>
+          <w:delText xml:space="preserve">so they come up often enough to deserve their own name.</w:delText>
+        </w:r>
+      </w:del>
+    </w:p>
+    <w:p>
+      <w:pPr>
+        <w:pStyle w:val="BodyText"/>
+      </w:pPr>
+      <w:ins w:id="71" w:author="PR Preview" w:date="2026-01-01T00:00:00Z">
         <w:r>
           <w:rPr>
-            <w:rStyle w:val="Hyperlink"/>
+            <w:i/>
+            <w:iCs/>
           </w:rPr>
-          <w:t xml:space="preserve">Theorem 7</w:t>
+          <w:t xml:space="preserve">Remark 2</w:t>
         </w:r>
+      </w:ins>
+      <w:ins w:id="72" w:author="PR Preview" w:date="2026-01-01T00:00:00Z">
+        <w:r>
+          <w:t xml:space="preserve"> (The name</w:t>
+        </w:r>
+      </w:ins>
+      <w:ins w:id="73" w:author="PR Preview" w:date="2026-01-01T00:00:00Z">
+        <w:r>
+          <w:t xml:space="preserve"> </w:t>
+        </w:r>
+      </w:ins>
+      <w:ins w:id="74" w:author="PR Preview" w:date="2026-01-01T00:00:00Z">
+        <w:r>
+          <w:t xml:space="preserve">“standard error”</w:t>
+        </w:r>
+      </w:ins>
+      <w:ins w:id="75" w:author="PR Preview" w:date="2026-01-01T00:00:00Z">
+        <w:r>
+          <w:t xml:space="preserve">). </w:t>
+        </w:r>
+      </w:ins>
+      <w:ins w:id="76" w:author="PR Preview" w:date="2026-01-01T00:00:00Z">
+        <w:r>
+          <w:t xml:space="preserve">“Standard error”</w:t>
+        </w:r>
+      </w:ins>
+      <w:ins w:id="77" w:author="PR Preview" w:date="2026-01-01T00:00:00Z">
+        <w:r>
+          <w:t xml:space="preserve"> </w:t>
+        </w:r>
+      </w:ins>
+      <w:ins w:id="78" w:author="PR Preview" w:date="2026-01-01T00:00:00Z">
+        <w:r>
+          <w:t xml:space="preserve">is a confusing name in two ways.</w:t>
+        </w:r>
+      </w:ins>
+      <w:ins w:id="79" w:author="PR Preview" w:date="2026-01-01T00:00:00Z">
+        <w:r>
+          <w:t xml:space="preserve"> </w:t>
+        </w:r>
+      </w:ins>
+      <w:ins w:id="80" w:author="PR Preview" w:date="2026-01-01T00:00:00Z">
+        <w:r>
+          <w:t xml:space="preserve">It is defined through the estimator’s own spread,</w:t>
+        </w:r>
+      </w:ins>
+      <w:ins w:id="81" w:author="PR Preview" w:date="2026-01-01T00:00:00Z">
+        <w:r>
+          <w:t xml:space="preserve"> </w:t>
+        </w:r>
+      </w:ins>
+      <w:ins w:id="82" w:author="PR Preview" w:date="2026-01-01T00:00:00Z">
+        <w:r>
+          <w:t xml:space="preserve">not through the</w:t>
+        </w:r>
+      </w:ins>
+      <w:ins w:id="83" w:author="PR Preview" w:date="2026-01-01T00:00:00Z">
+        <w:r>
+          <w:t xml:space="preserve"> </w:t>
+        </w:r>
+      </w:ins>
+      <w:hyperlink w:anchor="def-estimation-error">
+        <w:ins w:id="84" w:author="PR Preview" w:date="2026-01-01T00:00:00Z">
+          <w:r>
+            <w:rPr>
+              <w:rStyle w:val="Hyperlink"/>
+            </w:rPr>
+            <w:t xml:space="preserve">estimation error</w:t>
+          </w:r>
+        </w:ins>
       </w:hyperlink>
-      <w:r>
-        <w:t xml:space="preserve"> </w:t>
-      </w:r>
-      <w:r>
-        <w:t xml:space="preserve">shows that the two spreads are equal).</w:t>
-      </w:r>
-      <w:r>
-        <w:t xml:space="preserve"> </w:t>
-      </w:r>
-      <w:r>
-        <w:t xml:space="preserve">It is also a synonym for the standard deviation of an estimator,</w:t>
-      </w:r>
-      <w:r>
-        <w:t xml:space="preserve"> </w:t>
-      </w:r>
-      <w:r>
-        <w:t xml:space="preserve">so it can look redundant.</w:t>
-      </w:r>
-      <w:r>
-        <w:t xml:space="preserve"> </w:t>
-      </w:r>
-      <w:r>
-        <w:t xml:space="preserve">The name persists because standard errors</w:t>
-      </w:r>
-      <w:r>
-        <w:t xml:space="preserve"> </w:t>
-      </w:r>
-      <w:r>
-        <w:t xml:space="preserve">are the building blocks of p-values and confidence intervals,</w:t>
-      </w:r>
-      <w:r>
-        <w:t xml:space="preserve"> </w:t>
-      </w:r>
-      <w:r>
-        <w:t xml:space="preserve">so they come up often enough to deserve their own name.</w:t>
-      </w:r>
+      <w:ins w:id="85" w:author="PR Preview" w:date="2026-01-01T00:00:00Z">
+        <w:r>
+          <w:t xml:space="preserve"> </w:t>
+        </w:r>
+      </w:ins>
+      <w:ins w:id="86" w:author="PR Preview" w:date="2026-01-01T00:00:00Z">
+        <w:r>
+          <w:t xml:space="preserve">(although</w:t>
+        </w:r>
+      </w:ins>
+      <w:ins w:id="87" w:author="PR Preview" w:date="2026-01-01T00:00:00Z">
+        <w:r>
+          <w:t xml:space="preserve"> </w:t>
+        </w:r>
+      </w:ins>
+      <w:hyperlink w:anchor="thm-se-error-sd">
+        <w:ins w:id="88" w:author="PR Preview" w:date="2026-01-01T00:00:00Z">
+          <w:r>
+            <w:rPr>
+              <w:rStyle w:val="Hyperlink"/>
+            </w:rPr>
+            <w:t xml:space="preserve">Theorem 7</w:t>
+          </w:r>
+        </w:ins>
+      </w:hyperlink>
+      <w:ins w:id="89" w:author="PR Preview" w:date="2026-01-01T00:00:00Z">
+        <w:r>
+          <w:t xml:space="preserve"> </w:t>
+        </w:r>
+      </w:ins>
+      <w:ins w:id="90" w:author="PR Preview" w:date="2026-01-01T00:00:00Z">
+        <w:r>
+          <w:t xml:space="preserve">shows that the two spreads are equal).</w:t>
+        </w:r>
+      </w:ins>
+      <w:ins w:id="91" w:author="PR Preview" w:date="2026-01-01T00:00:00Z">
+        <w:r>
+          <w:t xml:space="preserve"> </w:t>
+        </w:r>
+      </w:ins>
+      <w:ins w:id="92" w:author="PR Preview" w:date="2026-01-01T00:00:00Z">
+        <w:r>
+          <w:t xml:space="preserve">It is also a synonym for the standard deviation of an estimator,</w:t>
+        </w:r>
+      </w:ins>
+      <w:ins w:id="93" w:author="PR Preview" w:date="2026-01-01T00:00:00Z">
+        <w:r>
+          <w:t xml:space="preserve"> </w:t>
+        </w:r>
+      </w:ins>
+      <w:ins w:id="94" w:author="PR Preview" w:date="2026-01-01T00:00:00Z">
+        <w:r>
+          <w:t xml:space="preserve">so it can look redundant.</w:t>
+        </w:r>
+      </w:ins>
+      <w:ins w:id="95" w:author="PR Preview" w:date="2026-01-01T00:00:00Z">
+        <w:r>
+          <w:t xml:space="preserve"> </w:t>
+        </w:r>
+      </w:ins>
+      <w:ins w:id="96" w:author="PR Preview" w:date="2026-01-01T00:00:00Z">
+        <w:r>
+          <w:t xml:space="preserve">The name persists because standard errors</w:t>
+        </w:r>
+      </w:ins>
+      <w:ins w:id="97" w:author="PR Preview" w:date="2026-01-01T00:00:00Z">
+        <w:r>
+          <w:t xml:space="preserve"> </w:t>
+        </w:r>
+      </w:ins>
+      <w:ins w:id="98" w:author="PR Preview" w:date="2026-01-01T00:00:00Z">
+        <w:r>
+          <w:t xml:space="preserve">are the building blocks of p-values and confidence intervals,</w:t>
+        </w:r>
+      </w:ins>
+      <w:ins w:id="99" w:author="PR Preview" w:date="2026-01-01T00:00:00Z">
+        <w:r>
+          <w:t xml:space="preserve"> </w:t>
+        </w:r>
+      </w:ins>
+      <w:ins w:id="100" w:author="PR Preview" w:date="2026-01-01T00:00:00Z">
+        <w:r>
+          <w:t xml:space="preserve">so they come up often enough to deserve their own name.</w:t>
+        </w:r>
+      </w:ins>
     </w:p>
     <w:bookmarkEnd w:id="94"/>
     <w:bookmarkStart w:id="95" w:name="exr-var-mse-bias"/>
